--- a/Excel/Excel-Notes-02.docx
+++ b/Excel/Excel-Notes-02.docx
@@ -5,80 +5,81 @@
     <w:p>
       <w:pPr>
         <w:rPr>
+          <w:rFonts w:ascii="Sakkal Majalla" w:hAnsi="Sakkal Majalla" w:cs="Sakkal Majalla"/>
+        </w:rPr>
+      </w:pPr>
+      <w:r>
+        <w:rPr>
           <w:rFonts w:ascii="Sakkal Majalla" w:hAnsi="Sakkal Majalla" w:cs="Sakkal Majalla" w:hint="cs"/>
         </w:rPr>
+        <w:t xml:space="preserve">To select the entire column after selecting: CTRL + SHIFT + Arrow </w:t>
+      </w:r>
+      <w:r>
+        <w:rPr>
+          <w:rFonts w:ascii="Segoe UI Emoji" w:hAnsi="Segoe UI Emoji" w:cs="Segoe UI Emoji"/>
+        </w:rPr>
+        <w:t>⬇️</w:t>
+      </w:r>
+    </w:p>
+    <w:p>
+      <w:pPr>
+        <w:rPr>
+          <w:rFonts w:ascii="Sakkal Majalla" w:hAnsi="Sakkal Majalla" w:cs="Sakkal Majalla"/>
+        </w:rPr>
       </w:pPr>
       <w:r>
         <w:rPr>
           <w:rFonts w:ascii="Sakkal Majalla" w:hAnsi="Sakkal Majalla" w:cs="Sakkal Majalla" w:hint="cs"/>
         </w:rPr>
-        <w:t xml:space="preserve">To select the entire column after selecting: CTRL + SHIFT + Arrow </w:t>
-      </w:r>
-      <w:r>
-        <w:rPr>
-          <w:rFonts w:ascii="Segoe UI Emoji" w:hAnsi="Segoe UI Emoji" w:cs="Segoe UI Emoji"/>
-        </w:rPr>
-        <w:t>⬇️</w:t>
-      </w:r>
-    </w:p>
-    <w:p>
-      <w:pPr>
+        <w:t>Then</w:t>
+      </w:r>
+      <w:r>
         <w:rPr>
           <w:rFonts w:ascii="Sakkal Majalla" w:hAnsi="Sakkal Majalla" w:cs="Sakkal Majalla" w:hint="cs"/>
         </w:rPr>
-      </w:pPr>
+        <w:t>,</w:t>
+      </w:r>
       <w:r>
         <w:rPr>
           <w:rFonts w:ascii="Sakkal Majalla" w:hAnsi="Sakkal Majalla" w:cs="Sakkal Majalla" w:hint="cs"/>
         </w:rPr>
-        <w:t>Then</w:t>
+        <w:t xml:space="preserve"> from the </w:t>
       </w:r>
       <w:r>
         <w:rPr>
           <w:rFonts w:ascii="Sakkal Majalla" w:hAnsi="Sakkal Majalla" w:cs="Sakkal Majalla" w:hint="cs"/>
         </w:rPr>
-        <w:t>,</w:t>
+        <w:t>Home</w:t>
       </w:r>
       <w:r>
         <w:rPr>
           <w:rFonts w:ascii="Sakkal Majalla" w:hAnsi="Sakkal Majalla" w:cs="Sakkal Majalla" w:hint="cs"/>
         </w:rPr>
-        <w:t xml:space="preserve"> from the </w:t>
+        <w:t xml:space="preserve"> tab, we choose the </w:t>
       </w:r>
       <w:r>
         <w:rPr>
           <w:rFonts w:ascii="Sakkal Majalla" w:hAnsi="Sakkal Majalla" w:cs="Sakkal Majalla" w:hint="cs"/>
         </w:rPr>
-        <w:t>Home</w:t>
+        <w:t>Fill</w:t>
       </w:r>
       <w:r>
         <w:rPr>
           <w:rFonts w:ascii="Sakkal Majalla" w:hAnsi="Sakkal Majalla" w:cs="Sakkal Majalla" w:hint="cs"/>
         </w:rPr>
-        <w:t xml:space="preserve"> tab, we choose the </w:t>
-      </w:r>
+        <w:t xml:space="preserve"> option.</w:t>
+      </w:r>
+    </w:p>
+    <w:p>
+      <w:pPr>
+        <w:rPr>
+          <w:rFonts w:ascii="Sakkal Majalla" w:hAnsi="Sakkal Majalla" w:cs="Sakkal Majalla"/>
+        </w:rPr>
+      </w:pPr>
       <w:r>
         <w:rPr>
           <w:rFonts w:ascii="Sakkal Majalla" w:hAnsi="Sakkal Majalla" w:cs="Sakkal Majalla" w:hint="cs"/>
-        </w:rPr>
-        <w:t>Fill</w:t>
-      </w:r>
-      <w:r>
-        <w:rPr>
-          <w:rFonts w:ascii="Sakkal Majalla" w:hAnsi="Sakkal Majalla" w:cs="Sakkal Majalla" w:hint="cs"/>
-        </w:rPr>
-        <w:t xml:space="preserve"> option.</w:t>
-      </w:r>
-    </w:p>
-    <w:p>
-      <w:pPr>
-        <w:rPr>
-          <w:rFonts w:ascii="Sakkal Majalla" w:hAnsi="Sakkal Majalla" w:cs="Sakkal Majalla" w:hint="cs"/>
-        </w:rPr>
-      </w:pPr>
-      <w:r>
-        <w:rPr>
-          <w:rFonts w:ascii="Sakkal Majalla" w:hAnsi="Sakkal Majalla" w:cs="Sakkal Majalla" w:hint="cs"/>
+          <w:noProof/>
         </w:rPr>
         <w:drawing>
           <wp:inline distT="0" distB="0" distL="0" distR="0" wp14:anchorId="4D56806F" wp14:editId="7D8860C0">
@@ -119,21 +120,357 @@
     </w:p>
     <w:p>
       <w:pPr>
+        <w:ind w:left="720" w:firstLine="720"/>
+        <w:rPr>
+          <w:rFonts w:ascii="Sakkal Majalla" w:hAnsi="Sakkal Majalla" w:cs="Sakkal Majalla"/>
+        </w:rPr>
+      </w:pPr>
+      <w:r>
         <w:rPr>
           <w:rFonts w:ascii="Sakkal Majalla" w:hAnsi="Sakkal Majalla" w:cs="Sakkal Majalla" w:hint="cs"/>
         </w:rPr>
+        <w:t>===============================================</w:t>
+      </w:r>
+    </w:p>
+    <w:p>
+      <w:pPr>
+        <w:rPr>
+          <w:rFonts w:ascii="Sakkal Majalla" w:hAnsi="Sakkal Majalla" w:cs="Sakkal Majalla"/>
+        </w:rPr>
+      </w:pPr>
+      <w:r>
+        <w:rPr>
+          <w:rFonts w:ascii="Sakkal Majalla" w:hAnsi="Sakkal Majalla" w:cs="Sakkal Majalla"/>
+        </w:rPr>
+        <w:t>To sort the complete data in the sheet:</w:t>
+      </w:r>
+    </w:p>
+    <w:p>
+      <w:pPr>
+        <w:rPr>
+          <w:rFonts w:ascii="Sakkal Majalla" w:hAnsi="Sakkal Majalla" w:cs="Sakkal Majalla"/>
+        </w:rPr>
+      </w:pPr>
+      <w:r>
+        <w:rPr>
+          <w:rFonts w:ascii="Sakkal Majalla" w:hAnsi="Sakkal Majalla" w:cs="Sakkal Majalla"/>
+        </w:rPr>
+        <w:drawing>
+          <wp:inline distT="0" distB="0" distL="0" distR="0" wp14:anchorId="5D258D2D" wp14:editId="7AA42293">
+            <wp:extent cx="5943600" cy="3148330"/>
+            <wp:effectExtent l="0" t="0" r="0" b="0"/>
+            <wp:docPr id="1864835939" name="Picture 1"/>
+            <wp:cNvGraphicFramePr>
+              <a:graphicFrameLocks xmlns:a="http://schemas.openxmlformats.org/drawingml/2006/main" noChangeAspect="1"/>
+            </wp:cNvGraphicFramePr>
+            <a:graphic xmlns:a="http://schemas.openxmlformats.org/drawingml/2006/main">
+              <a:graphicData uri="http://schemas.openxmlformats.org/drawingml/2006/picture">
+                <pic:pic xmlns:pic="http://schemas.openxmlformats.org/drawingml/2006/picture">
+                  <pic:nvPicPr>
+                    <pic:cNvPr id="1864835939" name=""/>
+                    <pic:cNvPicPr/>
+                  </pic:nvPicPr>
+                  <pic:blipFill>
+                    <a:blip r:embed="rId5"/>
+                    <a:stretch>
+                      <a:fillRect/>
+                    </a:stretch>
+                  </pic:blipFill>
+                  <pic:spPr>
+                    <a:xfrm>
+                      <a:off x="0" y="0"/>
+                      <a:ext cx="5943600" cy="3148330"/>
+                    </a:xfrm>
+                    <a:prstGeom prst="rect">
+                      <a:avLst/>
+                    </a:prstGeom>
+                  </pic:spPr>
+                </pic:pic>
+              </a:graphicData>
+            </a:graphic>
+          </wp:inline>
+        </w:drawing>
+      </w:r>
+    </w:p>
+    <w:p>
+      <w:pPr>
+        <w:ind w:left="720" w:firstLine="720"/>
+        <w:rPr>
+          <w:rFonts w:ascii="Sakkal Majalla" w:hAnsi="Sakkal Majalla" w:cs="Sakkal Majalla"/>
+        </w:rPr>
       </w:pPr>
       <w:r>
         <w:rPr>
           <w:rFonts w:ascii="Sakkal Majalla" w:hAnsi="Sakkal Majalla" w:cs="Sakkal Majalla" w:hint="cs"/>
         </w:rPr>
-        <w:tab/>
-      </w:r>
+        <w:t>===============================================</w:t>
+      </w:r>
+    </w:p>
+    <w:p>
+      <w:pPr>
+        <w:rPr>
+          <w:rFonts w:ascii="Sakkal Majalla" w:hAnsi="Sakkal Majalla" w:cs="Sakkal Majalla"/>
+        </w:rPr>
+      </w:pPr>
+      <w:r>
+        <w:rPr>
+          <w:rFonts w:ascii="Sakkal Majalla" w:hAnsi="Sakkal Majalla" w:cs="Sakkal Majalla"/>
+        </w:rPr>
+        <w:lastRenderedPageBreak/>
+        <w:t>To add a pivot table, we need to select the data in the sheet if we have multiple sources, such as the sales history and statistical data about the sum.</w:t>
+      </w:r>
+    </w:p>
+    <w:p>
+      <w:pPr>
+        <w:jc w:val="center"/>
+        <w:rPr>
+          <w:rFonts w:ascii="Sakkal Majalla" w:hAnsi="Sakkal Majalla" w:cs="Sakkal Majalla"/>
+        </w:rPr>
+      </w:pPr>
+      <w:r>
+        <w:rPr>
+          <w:rFonts w:ascii="Sakkal Majalla" w:hAnsi="Sakkal Majalla" w:cs="Sakkal Majalla"/>
+        </w:rPr>
+        <w:drawing>
+          <wp:inline distT="0" distB="0" distL="0" distR="0" wp14:anchorId="2796D60E" wp14:editId="11FD32E1">
+            <wp:extent cx="5943600" cy="3137535"/>
+            <wp:effectExtent l="0" t="0" r="0" b="5715"/>
+            <wp:docPr id="1721552553" name="Picture 1"/>
+            <wp:cNvGraphicFramePr>
+              <a:graphicFrameLocks xmlns:a="http://schemas.openxmlformats.org/drawingml/2006/main" noChangeAspect="1"/>
+            </wp:cNvGraphicFramePr>
+            <a:graphic xmlns:a="http://schemas.openxmlformats.org/drawingml/2006/main">
+              <a:graphicData uri="http://schemas.openxmlformats.org/drawingml/2006/picture">
+                <pic:pic xmlns:pic="http://schemas.openxmlformats.org/drawingml/2006/picture">
+                  <pic:nvPicPr>
+                    <pic:cNvPr id="1721552553" name=""/>
+                    <pic:cNvPicPr/>
+                  </pic:nvPicPr>
+                  <pic:blipFill>
+                    <a:blip r:embed="rId6"/>
+                    <a:stretch>
+                      <a:fillRect/>
+                    </a:stretch>
+                  </pic:blipFill>
+                  <pic:spPr>
+                    <a:xfrm>
+                      <a:off x="0" y="0"/>
+                      <a:ext cx="5943600" cy="3137535"/>
+                    </a:xfrm>
+                    <a:prstGeom prst="rect">
+                      <a:avLst/>
+                    </a:prstGeom>
+                  </pic:spPr>
+                </pic:pic>
+              </a:graphicData>
+            </a:graphic>
+          </wp:inline>
+        </w:drawing>
+      </w:r>
+    </w:p>
+    <w:p>
+      <w:pPr>
+        <w:ind w:left="720" w:firstLine="720"/>
+        <w:rPr>
+          <w:rFonts w:ascii="Sakkal Majalla" w:hAnsi="Sakkal Majalla" w:cs="Sakkal Majalla"/>
+          <w:rtl/>
+        </w:rPr>
+      </w:pPr>
       <w:r>
         <w:rPr>
           <w:rFonts w:ascii="Sakkal Majalla" w:hAnsi="Sakkal Majalla" w:cs="Sakkal Majalla" w:hint="cs"/>
         </w:rPr>
-        <w:tab/>
+        <w:t>===============================================</w:t>
+      </w:r>
+    </w:p>
+    <w:p>
+      <w:pPr>
+        <w:rPr>
+          <w:rFonts w:ascii="Sakkal Majalla" w:hAnsi="Sakkal Majalla" w:cs="Sakkal Majalla"/>
+        </w:rPr>
+      </w:pPr>
+      <w:r>
+        <w:rPr>
+          <w:rFonts w:ascii="Sakkal Majalla" w:hAnsi="Sakkal Majalla" w:cs="Sakkal Majalla"/>
+        </w:rPr>
+        <w:t xml:space="preserve">We can drag and drop fields to the selected </w:t>
+      </w:r>
+      <w:r>
+        <w:rPr>
+          <w:rFonts w:ascii="Sakkal Majalla" w:hAnsi="Sakkal Majalla" w:cs="Sakkal Majalla"/>
+        </w:rPr>
+        <w:t>area</w:t>
+      </w:r>
+      <w:r>
+        <w:rPr>
+          <w:rFonts w:ascii="Sakkal Majalla" w:hAnsi="Sakkal Majalla" w:cs="Sakkal Majalla"/>
+        </w:rPr>
+        <w:t>:</w:t>
+      </w:r>
+    </w:p>
+    <w:p>
+      <w:pPr>
+        <w:rPr>
+          <w:rFonts w:ascii="Sakkal Majalla" w:hAnsi="Sakkal Majalla" w:cs="Sakkal Majalla"/>
+        </w:rPr>
+      </w:pPr>
+      <w:r>
+        <w:rPr>
+          <w:rFonts w:ascii="Sakkal Majalla" w:hAnsi="Sakkal Majalla" w:cs="Sakkal Majalla"/>
+        </w:rPr>
+        <w:drawing>
+          <wp:inline distT="0" distB="0" distL="0" distR="0" wp14:anchorId="31036C30" wp14:editId="68BA34FE">
+            <wp:extent cx="5943600" cy="3151505"/>
+            <wp:effectExtent l="0" t="0" r="0" b="0"/>
+            <wp:docPr id="1341043579" name="Picture 1"/>
+            <wp:cNvGraphicFramePr>
+              <a:graphicFrameLocks xmlns:a="http://schemas.openxmlformats.org/drawingml/2006/main" noChangeAspect="1"/>
+            </wp:cNvGraphicFramePr>
+            <a:graphic xmlns:a="http://schemas.openxmlformats.org/drawingml/2006/main">
+              <a:graphicData uri="http://schemas.openxmlformats.org/drawingml/2006/picture">
+                <pic:pic xmlns:pic="http://schemas.openxmlformats.org/drawingml/2006/picture">
+                  <pic:nvPicPr>
+                    <pic:cNvPr id="1341043579" name=""/>
+                    <pic:cNvPicPr/>
+                  </pic:nvPicPr>
+                  <pic:blipFill>
+                    <a:blip r:embed="rId7"/>
+                    <a:stretch>
+                      <a:fillRect/>
+                    </a:stretch>
+                  </pic:blipFill>
+                  <pic:spPr>
+                    <a:xfrm>
+                      <a:off x="0" y="0"/>
+                      <a:ext cx="5943600" cy="3151505"/>
+                    </a:xfrm>
+                    <a:prstGeom prst="rect">
+                      <a:avLst/>
+                    </a:prstGeom>
+                  </pic:spPr>
+                </pic:pic>
+              </a:graphicData>
+            </a:graphic>
+          </wp:inline>
+        </w:drawing>
+      </w:r>
+    </w:p>
+    <w:p>
+      <w:pPr>
+        <w:ind w:left="720" w:firstLine="720"/>
+        <w:rPr>
+          <w:rFonts w:ascii="Sakkal Majalla" w:hAnsi="Sakkal Majalla" w:cs="Sakkal Majalla"/>
+          <w:rtl/>
+        </w:rPr>
+      </w:pPr>
+      <w:r>
+        <w:rPr>
+          <w:rFonts w:ascii="Sakkal Majalla" w:hAnsi="Sakkal Majalla" w:cs="Sakkal Majalla" w:hint="cs"/>
+        </w:rPr>
+        <w:t>===============================================</w:t>
+      </w:r>
+    </w:p>
+    <w:p>
+      <w:pPr>
+        <w:rPr>
+          <w:rFonts w:ascii="Sakkal Majalla" w:hAnsi="Sakkal Majalla" w:cs="Sakkal Majalla"/>
+        </w:rPr>
+      </w:pPr>
+      <w:r>
+        <w:rPr>
+          <w:rFonts w:ascii="Sakkal Majalla" w:hAnsi="Sakkal Majalla" w:cs="Sakkal Majalla"/>
+        </w:rPr>
+        <w:lastRenderedPageBreak/>
+        <w:t>Add data to the chart:</w:t>
+      </w:r>
+    </w:p>
+    <w:p>
+      <w:pPr>
+        <w:rPr>
+          <w:rFonts w:ascii="Sakkal Majalla" w:hAnsi="Sakkal Majalla" w:cs="Sakkal Majalla"/>
+        </w:rPr>
+      </w:pPr>
+      <w:r>
+        <w:rPr>
+          <w:rFonts w:ascii="Sakkal Majalla" w:hAnsi="Sakkal Majalla" w:cs="Sakkal Majalla"/>
+        </w:rPr>
+        <w:drawing>
+          <wp:inline distT="0" distB="0" distL="0" distR="0" wp14:anchorId="13E5BD6A" wp14:editId="58480740">
+            <wp:extent cx="5943600" cy="3151505"/>
+            <wp:effectExtent l="0" t="0" r="0" b="0"/>
+            <wp:docPr id="1085389284" name="Picture 1"/>
+            <wp:cNvGraphicFramePr>
+              <a:graphicFrameLocks xmlns:a="http://schemas.openxmlformats.org/drawingml/2006/main" noChangeAspect="1"/>
+            </wp:cNvGraphicFramePr>
+            <a:graphic xmlns:a="http://schemas.openxmlformats.org/drawingml/2006/main">
+              <a:graphicData uri="http://schemas.openxmlformats.org/drawingml/2006/picture">
+                <pic:pic xmlns:pic="http://schemas.openxmlformats.org/drawingml/2006/picture">
+                  <pic:nvPicPr>
+                    <pic:cNvPr id="1085389284" name=""/>
+                    <pic:cNvPicPr/>
+                  </pic:nvPicPr>
+                  <pic:blipFill>
+                    <a:blip r:embed="rId8"/>
+                    <a:stretch>
+                      <a:fillRect/>
+                    </a:stretch>
+                  </pic:blipFill>
+                  <pic:spPr>
+                    <a:xfrm>
+                      <a:off x="0" y="0"/>
+                      <a:ext cx="5943600" cy="3151505"/>
+                    </a:xfrm>
+                    <a:prstGeom prst="rect">
+                      <a:avLst/>
+                    </a:prstGeom>
+                  </pic:spPr>
+                </pic:pic>
+              </a:graphicData>
+            </a:graphic>
+          </wp:inline>
+        </w:drawing>
+      </w:r>
+    </w:p>
+    <w:p>
+      <w:pPr>
+        <w:ind w:left="720" w:firstLine="720"/>
+        <w:rPr>
+          <w:rFonts w:ascii="Sakkal Majalla" w:hAnsi="Sakkal Majalla" w:cs="Sakkal Majalla"/>
+          <w:rtl/>
+        </w:rPr>
+      </w:pPr>
+      <w:r>
+        <w:rPr>
+          <w:rFonts w:ascii="Sakkal Majalla" w:hAnsi="Sakkal Majalla" w:cs="Sakkal Majalla" w:hint="cs"/>
+        </w:rPr>
+        <w:t>===============================================</w:t>
+      </w:r>
+    </w:p>
+    <w:p>
+      <w:pPr>
+        <w:rPr>
+          <w:rFonts w:ascii="Sakkal Majalla" w:hAnsi="Sakkal Majalla" w:cs="Sakkal Majalla"/>
+        </w:rPr>
+      </w:pPr>
+      <w:r>
+        <w:rPr>
+          <w:rFonts w:ascii="Sakkal Majalla" w:hAnsi="Sakkal Majalla" w:cs="Sakkal Majalla"/>
+        </w:rPr>
+        <w:t>Note to remember: we need to sort the data in the lookup table so we can use the VLOOKUP function.</w:t>
+      </w:r>
+    </w:p>
+    <w:p>
+      <w:pPr>
+        <w:ind w:left="720" w:firstLine="720"/>
+        <w:rPr>
+          <w:rFonts w:ascii="Sakkal Majalla" w:hAnsi="Sakkal Majalla" w:cs="Sakkal Majalla"/>
+          <w:rtl/>
+        </w:rPr>
+      </w:pPr>
+      <w:r>
+        <w:rPr>
+          <w:rFonts w:ascii="Sakkal Majalla" w:hAnsi="Sakkal Majalla" w:cs="Sakkal Majalla" w:hint="cs"/>
+        </w:rPr>
         <w:t>===============================================</w:t>
       </w:r>
     </w:p>

--- a/Excel/Excel-Notes-02.docx
+++ b/Excel/Excel-Notes-02.docx
@@ -154,6 +154,7 @@
       <w:r>
         <w:rPr>
           <w:rFonts w:ascii="Sakkal Majalla" w:hAnsi="Sakkal Majalla" w:cs="Sakkal Majalla"/>
+          <w:noProof/>
         </w:rPr>
         <w:drawing>
           <wp:inline distT="0" distB="0" distL="0" distR="0" wp14:anchorId="5D258D2D" wp14:editId="7AA42293">
@@ -230,6 +231,7 @@
       <w:r>
         <w:rPr>
           <w:rFonts w:ascii="Sakkal Majalla" w:hAnsi="Sakkal Majalla" w:cs="Sakkal Majalla"/>
+          <w:noProof/>
         </w:rPr>
         <w:drawing>
           <wp:inline distT="0" distB="0" distL="0" distR="0" wp14:anchorId="2796D60E" wp14:editId="11FD32E1">
@@ -317,6 +319,7 @@
       <w:r>
         <w:rPr>
           <w:rFonts w:ascii="Sakkal Majalla" w:hAnsi="Sakkal Majalla" w:cs="Sakkal Majalla"/>
+          <w:noProof/>
         </w:rPr>
         <w:drawing>
           <wp:inline distT="0" distB="0" distL="0" distR="0" wp14:anchorId="31036C30" wp14:editId="68BA34FE">
@@ -393,6 +396,7 @@
       <w:r>
         <w:rPr>
           <w:rFonts w:ascii="Sakkal Majalla" w:hAnsi="Sakkal Majalla" w:cs="Sakkal Majalla"/>
+          <w:noProof/>
         </w:rPr>
         <w:drawing>
           <wp:inline distT="0" distB="0" distL="0" distR="0" wp14:anchorId="13E5BD6A" wp14:editId="58480740">
@@ -477,7 +481,82 @@
     <w:p>
       <w:pPr>
         <w:rPr>
+          <w:rFonts w:ascii="Sakkal Majalla" w:hAnsi="Sakkal Majalla" w:cs="Sakkal Majalla"/>
+        </w:rPr>
+      </w:pPr>
+      <w:r>
+        <w:rPr>
+          <w:rFonts w:ascii="Sakkal Majalla" w:hAnsi="Sakkal Majalla" w:cs="Sakkal Majalla"/>
+        </w:rPr>
+        <w:t>We can select the area with the data and press CTRL+D to fill the empty cells in the selected area.</w:t>
+      </w:r>
+    </w:p>
+    <w:p>
+      <w:pPr>
+        <w:rPr>
+          <w:rFonts w:ascii="Sakkal Majalla" w:hAnsi="Sakkal Majalla" w:cs="Sakkal Majalla"/>
+        </w:rPr>
+      </w:pPr>
+      <w:r>
+        <w:rPr>
+          <w:rFonts w:ascii="Sakkal Majalla" w:hAnsi="Sakkal Majalla" w:cs="Sakkal Majalla"/>
+        </w:rPr>
+        <w:drawing>
+          <wp:inline distT="0" distB="0" distL="0" distR="0" wp14:anchorId="277FD169" wp14:editId="1564BC02">
+            <wp:extent cx="5943600" cy="2795954"/>
+            <wp:effectExtent l="0" t="0" r="0" b="4445"/>
+            <wp:docPr id="303067733" name="Picture 1"/>
+            <wp:cNvGraphicFramePr>
+              <a:graphicFrameLocks xmlns:a="http://schemas.openxmlformats.org/drawingml/2006/main" noChangeAspect="1"/>
+            </wp:cNvGraphicFramePr>
+            <a:graphic xmlns:a="http://schemas.openxmlformats.org/drawingml/2006/main">
+              <a:graphicData uri="http://schemas.openxmlformats.org/drawingml/2006/picture">
+                <pic:pic xmlns:pic="http://schemas.openxmlformats.org/drawingml/2006/picture">
+                  <pic:nvPicPr>
+                    <pic:cNvPr id="303067733" name=""/>
+                    <pic:cNvPicPr/>
+                  </pic:nvPicPr>
+                  <pic:blipFill>
+                    <a:blip r:embed="rId9"/>
+                    <a:stretch>
+                      <a:fillRect/>
+                    </a:stretch>
+                  </pic:blipFill>
+                  <pic:spPr>
+                    <a:xfrm>
+                      <a:off x="0" y="0"/>
+                      <a:ext cx="5952303" cy="2800048"/>
+                    </a:xfrm>
+                    <a:prstGeom prst="rect">
+                      <a:avLst/>
+                    </a:prstGeom>
+                  </pic:spPr>
+                </pic:pic>
+              </a:graphicData>
+            </a:graphic>
+          </wp:inline>
+        </w:drawing>
+      </w:r>
+    </w:p>
+    <w:p>
+      <w:pPr>
+        <w:ind w:left="720" w:firstLine="720"/>
+        <w:rPr>
+          <w:rFonts w:ascii="Sakkal Majalla" w:hAnsi="Sakkal Majalla" w:cs="Sakkal Majalla"/>
+          <w:rtl/>
+        </w:rPr>
+      </w:pPr>
+      <w:r>
+        <w:rPr>
           <w:rFonts w:ascii="Sakkal Majalla" w:hAnsi="Sakkal Majalla" w:cs="Sakkal Majalla" w:hint="cs"/>
+        </w:rPr>
+        <w:t>===============================================</w:t>
+      </w:r>
+    </w:p>
+    <w:p>
+      <w:pPr>
+        <w:rPr>
+          <w:rFonts w:ascii="Sakkal Majalla" w:hAnsi="Sakkal Majalla" w:cs="Sakkal Majalla"/>
         </w:rPr>
       </w:pPr>
     </w:p>
@@ -891,6 +970,7 @@
   <w:style w:type="paragraph" w:default="1" w:styleId="Normal">
     <w:name w:val="Normal"/>
     <w:qFormat/>
+    <w:rsid w:val="006F0B2D"/>
   </w:style>
   <w:style w:type="paragraph" w:styleId="Heading1">
     <w:name w:val="heading 1"/>
